--- a/course/机器视觉技术/2025/大纲/25JD32405-机器视觉技术-课程教学大纲.docx
+++ b/course/机器视觉技术/2025/大纲/25JD32405-机器视觉技术-课程教学大纲.docx
@@ -4265,7 +4265,6 @@
               <w:spacing w:line="269" w:lineRule="auto" w:before="0" w:after="0"/>
               <w:jc w:val="center"/>
             </w:pPr>
-            <w:r/>
             <w:r>
               <w:rPr>
                 <w:rFonts w:ascii="Times New Roman" w:hAnsi="Times New Roman" w:eastAsia="宋体" w:cs="Times New Roman"/>
@@ -4292,7 +4291,6 @@
               <w:spacing w:line="269" w:lineRule="auto" w:before="0" w:after="0"/>
               <w:jc w:val="center"/>
             </w:pPr>
-            <w:r/>
             <w:r>
               <w:rPr>
                 <w:rFonts w:ascii="Times New Roman" w:hAnsi="Times New Roman" w:eastAsia="宋体" w:cs="Times New Roman"/>
@@ -4319,7 +4317,6 @@
               <w:spacing w:line="269" w:lineRule="auto" w:before="0" w:after="0"/>
               <w:jc w:val="center"/>
             </w:pPr>
-            <w:r/>
             <w:r>
               <w:rPr>
                 <w:rFonts w:ascii="Times New Roman" w:hAnsi="Times New Roman" w:eastAsia="宋体" w:cs="Times New Roman"/>
@@ -4346,14 +4343,13 @@
               <w:spacing w:line="269" w:lineRule="auto" w:before="0" w:after="0"/>
               <w:jc w:val="center"/>
             </w:pPr>
-            <w:r/>
             <w:r>
               <w:rPr>
                 <w:rFonts w:ascii="Times New Roman" w:hAnsi="Times New Roman" w:eastAsia="宋体" w:cs="Times New Roman"/>
                 <w:b/>
                 <w:sz w:val="17"/>
               </w:rPr>
-              <w:t>平时表现（20%）</w:t>
+              <w:t>平时成绩（20%）</w:t>
             </w:r>
           </w:p>
         </w:tc>
@@ -4373,14 +4369,13 @@
               <w:spacing w:line="269" w:lineRule="auto" w:before="0" w:after="0"/>
               <w:jc w:val="center"/>
             </w:pPr>
-            <w:r/>
             <w:r>
               <w:rPr>
                 <w:rFonts w:ascii="Times New Roman" w:hAnsi="Times New Roman" w:eastAsia="宋体" w:cs="Times New Roman"/>
                 <w:b/>
                 <w:sz w:val="17"/>
               </w:rPr>
-              <w:t>课程案例与作业（40%）</w:t>
+              <w:t>课程作业（20%）</w:t>
             </w:r>
           </w:p>
         </w:tc>
@@ -4400,14 +4395,13 @@
               <w:spacing w:line="269" w:lineRule="auto" w:before="0" w:after="0"/>
               <w:jc w:val="center"/>
             </w:pPr>
-            <w:r/>
             <w:r>
               <w:rPr>
                 <w:rFonts w:ascii="Times New Roman" w:hAnsi="Times New Roman" w:eastAsia="宋体" w:cs="Times New Roman"/>
                 <w:b/>
                 <w:sz w:val="17"/>
               </w:rPr>
-              <w:t>期末综合考查（40%）</w:t>
+              <w:t>期末考核（60%）</w:t>
             </w:r>
           </w:p>
         </w:tc>
@@ -4427,7 +4421,6 @@
               <w:spacing w:line="269" w:lineRule="auto" w:before="0" w:after="0"/>
               <w:jc w:val="center"/>
             </w:pPr>
-            <w:r/>
             <w:r>
               <w:rPr>
                 <w:rFonts w:ascii="Times New Roman" w:hAnsi="Times New Roman" w:eastAsia="宋体" w:cs="Times New Roman"/>
@@ -4456,7 +4449,6 @@
               <w:spacing w:line="269" w:lineRule="auto" w:before="0" w:after="0"/>
               <w:jc w:val="left"/>
             </w:pPr>
-            <w:r/>
             <w:r>
               <w:rPr>
                 <w:rFonts w:ascii="Times New Roman" w:hAnsi="Times New Roman" w:eastAsia="宋体" w:cs="Times New Roman"/>
@@ -4483,7 +4475,6 @@
               <w:spacing w:line="269" w:lineRule="auto" w:before="0" w:after="0"/>
               <w:jc w:val="center"/>
             </w:pPr>
-            <w:r/>
             <w:r>
               <w:rPr>
                 <w:rFonts w:ascii="Times New Roman" w:hAnsi="Times New Roman" w:eastAsia="宋体" w:cs="Times New Roman"/>
@@ -4510,7 +4501,6 @@
               <w:spacing w:line="269" w:lineRule="auto" w:before="0" w:after="0"/>
               <w:jc w:val="center"/>
             </w:pPr>
-            <w:r/>
             <w:r>
               <w:rPr>
                 <w:rFonts w:ascii="Times New Roman" w:hAnsi="Times New Roman" w:eastAsia="宋体" w:cs="Times New Roman"/>
@@ -4535,16 +4525,15 @@
           <w:p>
             <w:pPr>
               <w:spacing w:line="269" w:lineRule="auto" w:before="0" w:after="0"/>
-              <w:jc w:val="left"/>
+              <w:jc w:val="center"/>
             </w:pPr>
-            <w:r/>
             <w:r>
               <w:rPr>
                 <w:rFonts w:ascii="Times New Roman" w:hAnsi="Times New Roman" w:eastAsia="宋体" w:cs="Times New Roman"/>
                 <w:b w:val="0"/>
                 <w:sz w:val="17"/>
               </w:rPr>
-              <w:t>全过程</w:t>
+              <w:t>10%</w:t>
             </w:r>
           </w:p>
         </w:tc>
@@ -4562,9 +4551,8 @@
           <w:p>
             <w:pPr>
               <w:spacing w:line="269" w:lineRule="auto" w:before="0" w:after="0"/>
-              <w:jc w:val="left"/>
+              <w:jc w:val="center"/>
             </w:pPr>
-            <w:r/>
             <w:r>
               <w:rPr>
                 <w:rFonts w:ascii="Times New Roman" w:hAnsi="Times New Roman" w:eastAsia="宋体" w:cs="Times New Roman"/>
@@ -4589,9 +4577,8 @@
           <w:p>
             <w:pPr>
               <w:spacing w:line="269" w:lineRule="auto" w:before="0" w:after="0"/>
-              <w:jc w:val="left"/>
+              <w:jc w:val="center"/>
             </w:pPr>
-            <w:r/>
             <w:r>
               <w:rPr>
                 <w:rFonts w:ascii="Times New Roman" w:hAnsi="Times New Roman" w:eastAsia="宋体" w:cs="Times New Roman"/>
@@ -4616,9 +4603,8 @@
           <w:p>
             <w:pPr>
               <w:spacing w:line="269" w:lineRule="auto" w:before="0" w:after="0"/>
-              <w:jc w:val="left"/>
+              <w:jc w:val="center"/>
             </w:pPr>
-            <w:r/>
             <w:r>
               <w:rPr>
                 <w:rFonts w:ascii="Times New Roman" w:hAnsi="Times New Roman" w:eastAsia="宋体" w:cs="Times New Roman"/>
@@ -4647,7 +4633,6 @@
               <w:spacing w:line="269" w:lineRule="auto" w:before="0" w:after="0"/>
               <w:jc w:val="left"/>
             </w:pPr>
-            <w:r/>
             <w:r>
               <w:rPr>
                 <w:rFonts w:ascii="Times New Roman" w:hAnsi="Times New Roman" w:eastAsia="宋体" w:cs="Times New Roman"/>
@@ -4674,7 +4659,6 @@
               <w:spacing w:line="269" w:lineRule="auto" w:before="0" w:after="0"/>
               <w:jc w:val="center"/>
             </w:pPr>
-            <w:r/>
             <w:r>
               <w:rPr>
                 <w:rFonts w:ascii="Times New Roman" w:hAnsi="Times New Roman" w:eastAsia="宋体" w:cs="Times New Roman"/>
@@ -4701,7 +4685,6 @@
               <w:spacing w:line="269" w:lineRule="auto" w:before="0" w:after="0"/>
               <w:jc w:val="center"/>
             </w:pPr>
-            <w:r/>
             <w:r>
               <w:rPr>
                 <w:rFonts w:ascii="Times New Roman" w:hAnsi="Times New Roman" w:eastAsia="宋体" w:cs="Times New Roman"/>
@@ -4726,16 +4709,15 @@
           <w:p>
             <w:pPr>
               <w:spacing w:line="269" w:lineRule="auto" w:before="0" w:after="0"/>
-              <w:jc w:val="left"/>
+              <w:jc w:val="center"/>
             </w:pPr>
-            <w:r/>
             <w:r>
               <w:rPr>
                 <w:rFonts w:ascii="Times New Roman" w:hAnsi="Times New Roman" w:eastAsia="宋体" w:cs="Times New Roman"/>
                 <w:b w:val="0"/>
                 <w:sz w:val="17"/>
               </w:rPr>
-              <w:t>全过程</w:t>
+              <w:t>15%</w:t>
             </w:r>
           </w:p>
         </w:tc>
@@ -4753,9 +4735,8 @@
           <w:p>
             <w:pPr>
               <w:spacing w:line="269" w:lineRule="auto" w:before="0" w:after="0"/>
-              <w:jc w:val="left"/>
+              <w:jc w:val="center"/>
             </w:pPr>
-            <w:r/>
             <w:r>
               <w:rPr>
                 <w:rFonts w:ascii="Times New Roman" w:hAnsi="Times New Roman" w:eastAsia="宋体" w:cs="Times New Roman"/>
@@ -4780,9 +4761,8 @@
           <w:p>
             <w:pPr>
               <w:spacing w:line="269" w:lineRule="auto" w:before="0" w:after="0"/>
-              <w:jc w:val="left"/>
+              <w:jc w:val="center"/>
             </w:pPr>
-            <w:r/>
             <w:r>
               <w:rPr>
                 <w:rFonts w:ascii="Times New Roman" w:hAnsi="Times New Roman" w:eastAsia="宋体" w:cs="Times New Roman"/>
@@ -4807,9 +4787,8 @@
           <w:p>
             <w:pPr>
               <w:spacing w:line="269" w:lineRule="auto" w:before="0" w:after="0"/>
-              <w:jc w:val="left"/>
+              <w:jc w:val="center"/>
             </w:pPr>
-            <w:r/>
             <w:r>
               <w:rPr>
                 <w:rFonts w:ascii="Times New Roman" w:hAnsi="Times New Roman" w:eastAsia="宋体" w:cs="Times New Roman"/>
@@ -4838,7 +4817,6 @@
               <w:spacing w:line="269" w:lineRule="auto" w:before="0" w:after="0"/>
               <w:jc w:val="left"/>
             </w:pPr>
-            <w:r/>
             <w:r>
               <w:rPr>
                 <w:rFonts w:ascii="Times New Roman" w:hAnsi="Times New Roman" w:eastAsia="宋体" w:cs="Times New Roman"/>
@@ -4865,7 +4843,6 @@
               <w:spacing w:line="269" w:lineRule="auto" w:before="0" w:after="0"/>
               <w:jc w:val="center"/>
             </w:pPr>
-            <w:r/>
             <w:r>
               <w:rPr>
                 <w:rFonts w:ascii="Times New Roman" w:hAnsi="Times New Roman" w:eastAsia="宋体" w:cs="Times New Roman"/>
@@ -4892,7 +4869,6 @@
               <w:spacing w:line="269" w:lineRule="auto" w:before="0" w:after="0"/>
               <w:jc w:val="center"/>
             </w:pPr>
-            <w:r/>
             <w:r>
               <w:rPr>
                 <w:rFonts w:ascii="Times New Roman" w:hAnsi="Times New Roman" w:eastAsia="宋体" w:cs="Times New Roman"/>
@@ -4917,16 +4893,15 @@
           <w:p>
             <w:pPr>
               <w:spacing w:line="269" w:lineRule="auto" w:before="0" w:after="0"/>
-              <w:jc w:val="left"/>
+              <w:jc w:val="center"/>
             </w:pPr>
-            <w:r/>
             <w:r>
               <w:rPr>
                 <w:rFonts w:ascii="Times New Roman" w:hAnsi="Times New Roman" w:eastAsia="宋体" w:cs="Times New Roman"/>
                 <w:b w:val="0"/>
                 <w:sz w:val="17"/>
               </w:rPr>
-              <w:t>全过程</w:t>
+              <w:t>15%</w:t>
             </w:r>
           </w:p>
         </w:tc>
@@ -4944,9 +4919,8 @@
           <w:p>
             <w:pPr>
               <w:spacing w:line="269" w:lineRule="auto" w:before="0" w:after="0"/>
-              <w:jc w:val="left"/>
+              <w:jc w:val="center"/>
             </w:pPr>
-            <w:r/>
             <w:r>
               <w:rPr>
                 <w:rFonts w:ascii="Times New Roman" w:hAnsi="Times New Roman" w:eastAsia="宋体" w:cs="Times New Roman"/>
@@ -4971,9 +4945,8 @@
           <w:p>
             <w:pPr>
               <w:spacing w:line="269" w:lineRule="auto" w:before="0" w:after="0"/>
-              <w:jc w:val="left"/>
+              <w:jc w:val="center"/>
             </w:pPr>
-            <w:r/>
             <w:r>
               <w:rPr>
                 <w:rFonts w:ascii="Times New Roman" w:hAnsi="Times New Roman" w:eastAsia="宋体" w:cs="Times New Roman"/>
@@ -4998,9 +4971,8 @@
           <w:p>
             <w:pPr>
               <w:spacing w:line="269" w:lineRule="auto" w:before="0" w:after="0"/>
-              <w:jc w:val="left"/>
+              <w:jc w:val="center"/>
             </w:pPr>
-            <w:r/>
             <w:r>
               <w:rPr>
                 <w:rFonts w:ascii="Times New Roman" w:hAnsi="Times New Roman" w:eastAsia="宋体" w:cs="Times New Roman"/>
@@ -5029,7 +5001,6 @@
               <w:spacing w:line="269" w:lineRule="auto" w:before="0" w:after="0"/>
               <w:jc w:val="left"/>
             </w:pPr>
-            <w:r/>
             <w:r>
               <w:rPr>
                 <w:rFonts w:ascii="Times New Roman" w:hAnsi="Times New Roman" w:eastAsia="宋体" w:cs="Times New Roman"/>
@@ -5056,7 +5027,6 @@
               <w:spacing w:line="269" w:lineRule="auto" w:before="0" w:after="0"/>
               <w:jc w:val="center"/>
             </w:pPr>
-            <w:r/>
             <w:r>
               <w:rPr>
                 <w:rFonts w:ascii="Times New Roman" w:hAnsi="Times New Roman" w:eastAsia="宋体" w:cs="Times New Roman"/>
@@ -5083,7 +5053,6 @@
               <w:spacing w:line="269" w:lineRule="auto" w:before="0" w:after="0"/>
               <w:jc w:val="center"/>
             </w:pPr>
-            <w:r/>
             <w:r>
               <w:rPr>
                 <w:rFonts w:ascii="Times New Roman" w:hAnsi="Times New Roman" w:eastAsia="宋体" w:cs="Times New Roman"/>
@@ -5108,36 +5077,8 @@
           <w:p>
             <w:pPr>
               <w:spacing w:line="269" w:lineRule="auto" w:before="0" w:after="0"/>
-              <w:jc w:val="left"/>
+              <w:jc w:val="center"/>
             </w:pPr>
-            <w:r/>
-            <w:r>
-              <w:rPr>
-                <w:rFonts w:ascii="Times New Roman" w:hAnsi="Times New Roman" w:eastAsia="宋体" w:cs="Times New Roman"/>
-                <w:b w:val="0"/>
-                <w:sz w:val="17"/>
-              </w:rPr>
-              <w:t>全过程</w:t>
-            </w:r>
-          </w:p>
-        </w:tc>
-        <w:tc>
-          <w:tcPr>
-            <w:tcW w:type="dxa" w:w="1293"/>
-            <w:vAlign w:val="center"/>
-            <w:tcMar>
-              <w:top w:w="80" w:type="dxa"/>
-              <w:start w:w="70" w:type="dxa"/>
-              <w:bottom w:w="80" w:type="dxa"/>
-              <w:end w:w="70" w:type="dxa"/>
-            </w:tcMar>
-          </w:tcPr>
-          <w:p>
-            <w:pPr>
-              <w:spacing w:line="269" w:lineRule="auto" w:before="0" w:after="0"/>
-              <w:jc w:val="left"/>
-            </w:pPr>
-            <w:r/>
             <w:r>
               <w:rPr>
                 <w:rFonts w:ascii="Times New Roman" w:hAnsi="Times New Roman" w:eastAsia="宋体" w:cs="Times New Roman"/>
@@ -5162,9 +5103,34 @@
           <w:p>
             <w:pPr>
               <w:spacing w:line="269" w:lineRule="auto" w:before="0" w:after="0"/>
-              <w:jc w:val="left"/>
+              <w:jc w:val="center"/>
             </w:pPr>
-            <w:r/>
+            <w:r>
+              <w:rPr>
+                <w:rFonts w:ascii="Times New Roman" w:hAnsi="Times New Roman" w:eastAsia="宋体" w:cs="Times New Roman"/>
+                <w:b w:val="0"/>
+                <w:sz w:val="17"/>
+              </w:rPr>
+              <w:t>20%</w:t>
+            </w:r>
+          </w:p>
+        </w:tc>
+        <w:tc>
+          <w:tcPr>
+            <w:tcW w:type="dxa" w:w="1293"/>
+            <w:vAlign w:val="center"/>
+            <w:tcMar>
+              <w:top w:w="80" w:type="dxa"/>
+              <w:start w:w="70" w:type="dxa"/>
+              <w:bottom w:w="80" w:type="dxa"/>
+              <w:end w:w="70" w:type="dxa"/>
+            </w:tcMar>
+          </w:tcPr>
+          <w:p>
+            <w:pPr>
+              <w:spacing w:line="269" w:lineRule="auto" w:before="0" w:after="0"/>
+              <w:jc w:val="center"/>
+            </w:pPr>
             <w:r>
               <w:rPr>
                 <w:rFonts w:ascii="Times New Roman" w:hAnsi="Times New Roman" w:eastAsia="宋体" w:cs="Times New Roman"/>
@@ -5189,9 +5155,8 @@
           <w:p>
             <w:pPr>
               <w:spacing w:line="269" w:lineRule="auto" w:before="0" w:after="0"/>
-              <w:jc w:val="left"/>
+              <w:jc w:val="center"/>
             </w:pPr>
-            <w:r/>
             <w:r>
               <w:rPr>
                 <w:rFonts w:ascii="Times New Roman" w:hAnsi="Times New Roman" w:eastAsia="宋体" w:cs="Times New Roman"/>
@@ -5220,7 +5185,6 @@
               <w:spacing w:line="269" w:lineRule="auto" w:before="0" w:after="0"/>
               <w:jc w:val="left"/>
             </w:pPr>
-            <w:r/>
             <w:r>
               <w:rPr>
                 <w:rFonts w:ascii="Times New Roman" w:hAnsi="Times New Roman" w:eastAsia="宋体" w:cs="Times New Roman"/>
@@ -5247,7 +5211,6 @@
               <w:spacing w:line="269" w:lineRule="auto" w:before="0" w:after="0"/>
               <w:jc w:val="center"/>
             </w:pPr>
-            <w:r/>
             <w:r>
               <w:rPr>
                 <w:rFonts w:ascii="Times New Roman" w:hAnsi="Times New Roman" w:eastAsia="宋体" w:cs="Times New Roman"/>
@@ -5274,7 +5237,6 @@
               <w:spacing w:line="269" w:lineRule="auto" w:before="0" w:after="0"/>
               <w:jc w:val="center"/>
             </w:pPr>
-            <w:r/>
             <w:r>
               <w:rPr>
                 <w:rFonts w:ascii="Times New Roman" w:hAnsi="Times New Roman" w:eastAsia="宋体" w:cs="Times New Roman"/>
@@ -5299,16 +5261,15 @@
           <w:p>
             <w:pPr>
               <w:spacing w:line="269" w:lineRule="auto" w:before="0" w:after="0"/>
-              <w:jc w:val="left"/>
+              <w:jc w:val="center"/>
             </w:pPr>
-            <w:r/>
             <w:r>
               <w:rPr>
                 <w:rFonts w:ascii="Times New Roman" w:hAnsi="Times New Roman" w:eastAsia="宋体" w:cs="Times New Roman"/>
                 <w:b w:val="0"/>
                 <w:sz w:val="17"/>
               </w:rPr>
-              <w:t>全过程</w:t>
+              <w:t>15%</w:t>
             </w:r>
           </w:p>
         </w:tc>
@@ -5326,9 +5287,8 @@
           <w:p>
             <w:pPr>
               <w:spacing w:line="269" w:lineRule="auto" w:before="0" w:after="0"/>
-              <w:jc w:val="left"/>
+              <w:jc w:val="center"/>
             </w:pPr>
-            <w:r/>
             <w:r>
               <w:rPr>
                 <w:rFonts w:ascii="Times New Roman" w:hAnsi="Times New Roman" w:eastAsia="宋体" w:cs="Times New Roman"/>
@@ -5353,9 +5313,8 @@
           <w:p>
             <w:pPr>
               <w:spacing w:line="269" w:lineRule="auto" w:before="0" w:after="0"/>
-              <w:jc w:val="left"/>
+              <w:jc w:val="center"/>
             </w:pPr>
-            <w:r/>
             <w:r>
               <w:rPr>
                 <w:rFonts w:ascii="Times New Roman" w:hAnsi="Times New Roman" w:eastAsia="宋体" w:cs="Times New Roman"/>
@@ -5380,9 +5339,8 @@
           <w:p>
             <w:pPr>
               <w:spacing w:line="269" w:lineRule="auto" w:before="0" w:after="0"/>
-              <w:jc w:val="left"/>
+              <w:jc w:val="center"/>
             </w:pPr>
-            <w:r/>
             <w:r>
               <w:rPr>
                 <w:rFonts w:ascii="Times New Roman" w:hAnsi="Times New Roman" w:eastAsia="宋体" w:cs="Times New Roman"/>
@@ -5411,7 +5369,6 @@
               <w:spacing w:line="269" w:lineRule="auto" w:before="0" w:after="0"/>
               <w:jc w:val="left"/>
             </w:pPr>
-            <w:r/>
             <w:r>
               <w:rPr>
                 <w:rFonts w:ascii="Times New Roman" w:hAnsi="Times New Roman" w:eastAsia="宋体" w:cs="Times New Roman"/>
@@ -5438,7 +5395,6 @@
               <w:spacing w:line="269" w:lineRule="auto" w:before="0" w:after="0"/>
               <w:jc w:val="center"/>
             </w:pPr>
-            <w:r/>
             <w:r>
               <w:rPr>
                 <w:rFonts w:ascii="Times New Roman" w:hAnsi="Times New Roman" w:eastAsia="宋体" w:cs="Times New Roman"/>
@@ -5465,7 +5421,6 @@
               <w:spacing w:line="269" w:lineRule="auto" w:before="0" w:after="0"/>
               <w:jc w:val="center"/>
             </w:pPr>
-            <w:r/>
             <w:r>
               <w:rPr>
                 <w:rFonts w:ascii="Times New Roman" w:hAnsi="Times New Roman" w:eastAsia="宋体" w:cs="Times New Roman"/>
@@ -5490,16 +5445,15 @@
           <w:p>
             <w:pPr>
               <w:spacing w:line="269" w:lineRule="auto" w:before="0" w:after="0"/>
-              <w:jc w:val="left"/>
+              <w:jc w:val="center"/>
             </w:pPr>
-            <w:r/>
             <w:r>
               <w:rPr>
                 <w:rFonts w:ascii="Times New Roman" w:hAnsi="Times New Roman" w:eastAsia="宋体" w:cs="Times New Roman"/>
                 <w:b w:val="0"/>
                 <w:sz w:val="17"/>
               </w:rPr>
-              <w:t>全过程</w:t>
+              <w:t>25%</w:t>
             </w:r>
           </w:p>
         </w:tc>
@@ -5517,9 +5471,8 @@
           <w:p>
             <w:pPr>
               <w:spacing w:line="269" w:lineRule="auto" w:before="0" w:after="0"/>
-              <w:jc w:val="left"/>
+              <w:jc w:val="center"/>
             </w:pPr>
-            <w:r/>
             <w:r>
               <w:rPr>
                 <w:rFonts w:ascii="Times New Roman" w:hAnsi="Times New Roman" w:eastAsia="宋体" w:cs="Times New Roman"/>
@@ -5544,9 +5497,8 @@
           <w:p>
             <w:pPr>
               <w:spacing w:line="269" w:lineRule="auto" w:before="0" w:after="0"/>
-              <w:jc w:val="left"/>
+              <w:jc w:val="center"/>
             </w:pPr>
-            <w:r/>
             <w:r>
               <w:rPr>
                 <w:rFonts w:ascii="Times New Roman" w:hAnsi="Times New Roman" w:eastAsia="宋体" w:cs="Times New Roman"/>
@@ -5571,9 +5523,8 @@
           <w:p>
             <w:pPr>
               <w:spacing w:line="269" w:lineRule="auto" w:before="0" w:after="0"/>
-              <w:jc w:val="left"/>
+              <w:jc w:val="center"/>
             </w:pPr>
-            <w:r/>
             <w:r>
               <w:rPr>
                 <w:rFonts w:ascii="Times New Roman" w:hAnsi="Times New Roman" w:eastAsia="宋体" w:cs="Times New Roman"/>
@@ -5602,11 +5553,10 @@
               <w:spacing w:line="269" w:lineRule="auto" w:before="0" w:after="0"/>
               <w:jc w:val="left"/>
             </w:pPr>
-            <w:r/>
             <w:r>
               <w:rPr>
                 <w:rFonts w:ascii="Times New Roman" w:hAnsi="Times New Roman" w:eastAsia="宋体" w:cs="Times New Roman"/>
-                <w:b w:val="0"/>
+                <w:b/>
                 <w:sz w:val="17"/>
               </w:rPr>
               <w:t>合计</w:t>
@@ -5629,11 +5579,10 @@
               <w:spacing w:line="269" w:lineRule="auto" w:before="0" w:after="0"/>
               <w:jc w:val="center"/>
             </w:pPr>
-            <w:r/>
             <w:r>
               <w:rPr>
                 <w:rFonts w:ascii="Times New Roman" w:hAnsi="Times New Roman" w:eastAsia="宋体" w:cs="Times New Roman"/>
-                <w:b w:val="0"/>
+                <w:b/>
                 <w:sz w:val="17"/>
               </w:rPr>
               <w:t>32</w:t>
@@ -5656,11 +5605,10 @@
               <w:spacing w:line="269" w:lineRule="auto" w:before="0" w:after="0"/>
               <w:jc w:val="center"/>
             </w:pPr>
-            <w:r/>
             <w:r>
               <w:rPr>
                 <w:rFonts w:ascii="Times New Roman" w:hAnsi="Times New Roman" w:eastAsia="宋体" w:cs="Times New Roman"/>
-                <w:b w:val="0"/>
+                <w:b/>
                 <w:sz w:val="17"/>
               </w:rPr>
               <w:t>32</w:t>
@@ -5681,40 +5629,12 @@
           <w:p>
             <w:pPr>
               <w:spacing w:line="269" w:lineRule="auto" w:before="0" w:after="0"/>
-              <w:jc w:val="left"/>
+              <w:jc w:val="center"/>
             </w:pPr>
-            <w:r/>
             <w:r>
               <w:rPr>
                 <w:rFonts w:ascii="Times New Roman" w:hAnsi="Times New Roman" w:eastAsia="宋体" w:cs="Times New Roman"/>
-                <w:b w:val="0"/>
-                <w:sz w:val="17"/>
-              </w:rPr>
-              <w:t>—</w:t>
-            </w:r>
-          </w:p>
-        </w:tc>
-        <w:tc>
-          <w:tcPr>
-            <w:tcW w:type="dxa" w:w="1293"/>
-            <w:vAlign w:val="center"/>
-            <w:tcMar>
-              <w:top w:w="80" w:type="dxa"/>
-              <w:start w:w="70" w:type="dxa"/>
-              <w:bottom w:w="80" w:type="dxa"/>
-              <w:end w:w="70" w:type="dxa"/>
-            </w:tcMar>
-          </w:tcPr>
-          <w:p>
-            <w:pPr>
-              <w:spacing w:line="269" w:lineRule="auto" w:before="0" w:after="0"/>
-              <w:jc w:val="left"/>
-            </w:pPr>
-            <w:r/>
-            <w:r>
-              <w:rPr>
-                <w:rFonts w:ascii="Times New Roman" w:hAnsi="Times New Roman" w:eastAsia="宋体" w:cs="Times New Roman"/>
-                <w:b w:val="0"/>
+                <w:b/>
                 <w:sz w:val="17"/>
               </w:rPr>
               <w:t>100%</w:t>
@@ -5735,13 +5655,38 @@
           <w:p>
             <w:pPr>
               <w:spacing w:line="269" w:lineRule="auto" w:before="0" w:after="0"/>
-              <w:jc w:val="left"/>
+              <w:jc w:val="center"/>
             </w:pPr>
-            <w:r/>
             <w:r>
               <w:rPr>
                 <w:rFonts w:ascii="Times New Roman" w:hAnsi="Times New Roman" w:eastAsia="宋体" w:cs="Times New Roman"/>
-                <w:b w:val="0"/>
+                <w:b/>
+                <w:sz w:val="17"/>
+              </w:rPr>
+              <w:t>100%</w:t>
+            </w:r>
+          </w:p>
+        </w:tc>
+        <w:tc>
+          <w:tcPr>
+            <w:tcW w:type="dxa" w:w="1293"/>
+            <w:vAlign w:val="center"/>
+            <w:tcMar>
+              <w:top w:w="80" w:type="dxa"/>
+              <w:start w:w="70" w:type="dxa"/>
+              <w:bottom w:w="80" w:type="dxa"/>
+              <w:end w:w="70" w:type="dxa"/>
+            </w:tcMar>
+          </w:tcPr>
+          <w:p>
+            <w:pPr>
+              <w:spacing w:line="269" w:lineRule="auto" w:before="0" w:after="0"/>
+              <w:jc w:val="center"/>
+            </w:pPr>
+            <w:r>
+              <w:rPr>
+                <w:rFonts w:ascii="Times New Roman" w:hAnsi="Times New Roman" w:eastAsia="宋体" w:cs="Times New Roman"/>
+                <w:b/>
                 <w:sz w:val="17"/>
               </w:rPr>
               <w:t>100%</w:t>
@@ -5762,13 +5707,12 @@
           <w:p>
             <w:pPr>
               <w:spacing w:line="269" w:lineRule="auto" w:before="0" w:after="0"/>
-              <w:jc w:val="left"/>
+              <w:jc w:val="center"/>
             </w:pPr>
-            <w:r/>
             <w:r>
               <w:rPr>
                 <w:rFonts w:ascii="Times New Roman" w:hAnsi="Times New Roman" w:eastAsia="宋体" w:cs="Times New Roman"/>
-                <w:b w:val="0"/>
+                <w:b/>
                 <w:sz w:val="17"/>
               </w:rPr>
               <w:t>—</w:t>
@@ -5846,7 +5790,7 @@
           <w:b w:val="0"/>
           <w:sz w:val="21"/>
         </w:rPr>
-        <w:t>最终成绩100%=平时表现20%＋课程案例与作业40%＋期末综合考查40%。课程案例与作业重点评价Python/OpenCV处理流程、参数记录和结果验证；期末综合考查采用机器视觉综合方案/项目报告与现场核验，重点评价成像方案、算法选择、工程判定、指标和失败分析。</w:t>
+        <w:t>最终成绩100%=平时成绩20%＋课程作业20%＋期末考核60%。平时成绩重点评价课堂参与、学习过程、规范记录、安全责任与学术诚信；课程作业承接原有课程案例、Python/OpenCV处理流程、参数记录、结果验证及阶段性综合学习证据；期末考核沿用课程原有综合考查性质，采用机器视觉综合方案/项目报告（或等效作品）与现场答辩/个人核验相结合的形式，重点评价成像方案、算法选择、工程判定、指标、失败分析和技术表达，不另设笔试或机考。</w:t>
       </w:r>
     </w:p>
     <w:p>
@@ -5874,7 +5818,7 @@
           <w:b/>
           <w:sz w:val="21"/>
         </w:rPr>
-        <w:t>（1）平时表现评分标准</w:t>
+        <w:t>（1）平时成绩评分标准</w:t>
       </w:r>
     </w:p>
     <w:tbl>
@@ -6111,9 +6055,8 @@
           <w:p>
             <w:pPr>
               <w:spacing w:line="269" w:lineRule="auto" w:before="0" w:after="0"/>
-              <w:jc w:val="left"/>
+              <w:jc w:val="center"/>
             </w:pPr>
-            <w:r/>
             <w:r>
               <w:rPr>
                 <w:rFonts w:ascii="Times New Roman" w:hAnsi="Times New Roman" w:eastAsia="宋体" w:cs="Times New Roman"/>
@@ -6140,7 +6083,6 @@
               <w:spacing w:line="269" w:lineRule="auto" w:before="0" w:after="0"/>
               <w:jc w:val="center"/>
             </w:pPr>
-            <w:r/>
             <w:r>
               <w:rPr>
                 <w:rFonts w:ascii="Times New Roman" w:hAnsi="Times New Roman" w:eastAsia="宋体" w:cs="Times New Roman"/>
@@ -6167,14 +6109,13 @@
               <w:spacing w:line="269" w:lineRule="auto" w:before="0" w:after="0"/>
               <w:jc w:val="left"/>
             </w:pPr>
-            <w:r/>
             <w:r>
               <w:rPr>
                 <w:rFonts w:ascii="Times New Roman" w:hAnsi="Times New Roman" w:eastAsia="宋体" w:cs="Times New Roman"/>
                 <w:b w:val="0"/>
                 <w:sz w:val="17"/>
               </w:rPr>
-              <w:t>主动参与且记录完整</w:t>
+              <w:t>主动参与，遵守课堂与工程规范，能够清晰说明分析依据</w:t>
             </w:r>
           </w:p>
         </w:tc>
@@ -6194,14 +6135,13 @@
               <w:spacing w:line="269" w:lineRule="auto" w:before="0" w:after="0"/>
               <w:jc w:val="left"/>
             </w:pPr>
-            <w:r/>
             <w:r>
               <w:rPr>
                 <w:rFonts w:ascii="Times New Roman" w:hAnsi="Times New Roman" w:eastAsia="宋体" w:cs="Times New Roman"/>
                 <w:b w:val="0"/>
                 <w:sz w:val="17"/>
               </w:rPr>
-              <w:t>参与良好</w:t>
+              <w:t>参与良好，规范意识较强</w:t>
             </w:r>
           </w:p>
         </w:tc>
@@ -6221,14 +6161,13 @@
               <w:spacing w:line="269" w:lineRule="auto" w:before="0" w:after="0"/>
               <w:jc w:val="left"/>
             </w:pPr>
-            <w:r/>
             <w:r>
               <w:rPr>
                 <w:rFonts w:ascii="Times New Roman" w:hAnsi="Times New Roman" w:eastAsia="宋体" w:cs="Times New Roman"/>
                 <w:b w:val="0"/>
                 <w:sz w:val="17"/>
               </w:rPr>
-              <w:t>基本参与</w:t>
+              <w:t>基本参与并遵守主要规范</w:t>
             </w:r>
           </w:p>
         </w:tc>
@@ -6248,14 +6187,13 @@
               <w:spacing w:line="269" w:lineRule="auto" w:before="0" w:after="0"/>
               <w:jc w:val="left"/>
             </w:pPr>
-            <w:r/>
             <w:r>
               <w:rPr>
                 <w:rFonts w:ascii="Times New Roman" w:hAnsi="Times New Roman" w:eastAsia="宋体" w:cs="Times New Roman"/>
                 <w:b w:val="0"/>
                 <w:sz w:val="17"/>
               </w:rPr>
-              <w:t>达到最低要求</w:t>
+              <w:t>达到最低参与与规范要求</w:t>
             </w:r>
           </w:p>
         </w:tc>
@@ -6275,14 +6213,13 @@
               <w:spacing w:line="269" w:lineRule="auto" w:before="0" w:after="0"/>
               <w:jc w:val="left"/>
             </w:pPr>
-            <w:r/>
             <w:r>
               <w:rPr>
                 <w:rFonts w:ascii="Times New Roman" w:hAnsi="Times New Roman" w:eastAsia="宋体" w:cs="Times New Roman"/>
                 <w:b w:val="0"/>
                 <w:sz w:val="17"/>
               </w:rPr>
-              <w:t>缺勤或参与不足</w:t>
+              <w:t>缺勤较多或多次违反课堂/工程规范</w:t>
             </w:r>
           </w:p>
         </w:tc>
@@ -6302,16 +6239,15 @@
           <w:p>
             <w:pPr>
               <w:spacing w:line="269" w:lineRule="auto" w:before="0" w:after="0"/>
-              <w:jc w:val="left"/>
+              <w:jc w:val="center"/>
             </w:pPr>
-            <w:r/>
             <w:r>
               <w:rPr>
                 <w:rFonts w:ascii="Times New Roman" w:hAnsi="Times New Roman" w:eastAsia="宋体" w:cs="Times New Roman"/>
                 <w:b w:val="0"/>
                 <w:sz w:val="17"/>
               </w:rPr>
-              <w:t>案例分析与随堂练习</w:t>
+              <w:t>学习过程与随堂练习</w:t>
             </w:r>
           </w:p>
         </w:tc>
@@ -6331,7 +6267,6 @@
               <w:spacing w:line="269" w:lineRule="auto" w:before="0" w:after="0"/>
               <w:jc w:val="center"/>
             </w:pPr>
-            <w:r/>
             <w:r>
               <w:rPr>
                 <w:rFonts w:ascii="Times New Roman" w:hAnsi="Times New Roman" w:eastAsia="宋体" w:cs="Times New Roman"/>
@@ -6358,14 +6293,13 @@
               <w:spacing w:line="269" w:lineRule="auto" w:before="0" w:after="0"/>
               <w:jc w:val="left"/>
             </w:pPr>
-            <w:r/>
             <w:r>
               <w:rPr>
                 <w:rFonts w:ascii="Times New Roman" w:hAnsi="Times New Roman" w:eastAsia="宋体" w:cs="Times New Roman"/>
                 <w:b w:val="0"/>
                 <w:sz w:val="17"/>
               </w:rPr>
-              <w:t>分析准确且能解释依据</w:t>
+              <w:t>练习完成及时准确，能够根据反馈主动修正并说明原因</w:t>
             </w:r>
           </w:p>
         </w:tc>
@@ -6385,14 +6319,13 @@
               <w:spacing w:line="269" w:lineRule="auto" w:before="0" w:after="0"/>
               <w:jc w:val="left"/>
             </w:pPr>
-            <w:r/>
             <w:r>
               <w:rPr>
                 <w:rFonts w:ascii="Times New Roman" w:hAnsi="Times New Roman" w:eastAsia="宋体" w:cs="Times New Roman"/>
                 <w:b w:val="0"/>
                 <w:sz w:val="17"/>
               </w:rPr>
-              <w:t>基本准确</w:t>
+              <w:t>基本完成，少量问题可自主修正</w:t>
             </w:r>
           </w:p>
         </w:tc>
@@ -6412,14 +6345,13 @@
               <w:spacing w:line="269" w:lineRule="auto" w:before="0" w:after="0"/>
               <w:jc w:val="left"/>
             </w:pPr>
-            <w:r/>
             <w:r>
               <w:rPr>
                 <w:rFonts w:ascii="Times New Roman" w:hAnsi="Times New Roman" w:eastAsia="宋体" w:cs="Times New Roman"/>
                 <w:b w:val="0"/>
                 <w:sz w:val="17"/>
               </w:rPr>
-              <w:t>主要思路正确</w:t>
+              <w:t>完成主要练习，思路基本正确</w:t>
             </w:r>
           </w:p>
         </w:tc>
@@ -6439,7 +6371,6 @@
               <w:spacing w:line="269" w:lineRule="auto" w:before="0" w:after="0"/>
               <w:jc w:val="left"/>
             </w:pPr>
-            <w:r/>
             <w:r>
               <w:rPr>
                 <w:rFonts w:ascii="Times New Roman" w:hAnsi="Times New Roman" w:eastAsia="宋体" w:cs="Times New Roman"/>
@@ -6466,14 +6397,13 @@
               <w:spacing w:line="269" w:lineRule="auto" w:before="0" w:after="0"/>
               <w:jc w:val="left"/>
             </w:pPr>
-            <w:r/>
             <w:r>
               <w:rPr>
                 <w:rFonts w:ascii="Times New Roman" w:hAnsi="Times New Roman" w:eastAsia="宋体" w:cs="Times New Roman"/>
                 <w:b w:val="0"/>
                 <w:sz w:val="17"/>
               </w:rPr>
-              <w:t>大量缺交或错误</w:t>
+              <w:t>大量缺交、错误较多或无法说明思路</w:t>
             </w:r>
           </w:p>
         </w:tc>
@@ -6493,16 +6423,15 @@
           <w:p>
             <w:pPr>
               <w:spacing w:line="269" w:lineRule="auto" w:before="0" w:after="0"/>
-              <w:jc w:val="left"/>
+              <w:jc w:val="center"/>
             </w:pPr>
-            <w:r/>
             <w:r>
               <w:rPr>
                 <w:rFonts w:ascii="Times New Roman" w:hAnsi="Times New Roman" w:eastAsia="宋体" w:cs="Times New Roman"/>
                 <w:b w:val="0"/>
                 <w:sz w:val="17"/>
               </w:rPr>
-              <w:t>数据、代码与结果核验</w:t>
+              <w:t>数据、代码、记录与诚信</w:t>
             </w:r>
           </w:p>
         </w:tc>
@@ -6522,7 +6451,6 @@
               <w:spacing w:line="269" w:lineRule="auto" w:before="0" w:after="0"/>
               <w:jc w:val="center"/>
             </w:pPr>
-            <w:r/>
             <w:r>
               <w:rPr>
                 <w:rFonts w:ascii="Times New Roman" w:hAnsi="Times New Roman" w:eastAsia="宋体" w:cs="Times New Roman"/>
@@ -6549,14 +6477,13 @@
               <w:spacing w:line="269" w:lineRule="auto" w:before="0" w:after="0"/>
               <w:jc w:val="left"/>
             </w:pPr>
-            <w:r/>
             <w:r>
               <w:rPr>
                 <w:rFonts w:ascii="Times New Roman" w:hAnsi="Times New Roman" w:eastAsia="宋体" w:cs="Times New Roman"/>
                 <w:b w:val="0"/>
                 <w:sz w:val="17"/>
               </w:rPr>
-              <w:t>数据、参数、代码和结果完整可追溯并主动验证</w:t>
+              <w:t>原图、参数、代码、结果与失败样例记录完整可追溯，外部代码/AI使用披露规范并主动核验</w:t>
             </w:r>
           </w:p>
         </w:tc>
@@ -6576,14 +6503,13 @@
               <w:spacing w:line="269" w:lineRule="auto" w:before="0" w:after="0"/>
               <w:jc w:val="left"/>
             </w:pPr>
-            <w:r/>
             <w:r>
               <w:rPr>
                 <w:rFonts w:ascii="Times New Roman" w:hAnsi="Times New Roman" w:eastAsia="宋体" w:cs="Times New Roman"/>
                 <w:b w:val="0"/>
                 <w:sz w:val="17"/>
               </w:rPr>
-              <w:t>记录较完整</w:t>
+              <w:t>记录较完整，能够进行基本核验</w:t>
             </w:r>
           </w:p>
         </w:tc>
@@ -6603,14 +6529,13 @@
               <w:spacing w:line="269" w:lineRule="auto" w:before="0" w:after="0"/>
               <w:jc w:val="left"/>
             </w:pPr>
-            <w:r/>
             <w:r>
               <w:rPr>
                 <w:rFonts w:ascii="Times New Roman" w:hAnsi="Times New Roman" w:eastAsia="宋体" w:cs="Times New Roman"/>
                 <w:b w:val="0"/>
                 <w:sz w:val="17"/>
               </w:rPr>
-              <w:t>有基本验证</w:t>
+              <w:t>有主要记录和基本验证</w:t>
             </w:r>
           </w:p>
         </w:tc>
@@ -6630,14 +6555,13 @@
               <w:spacing w:line="269" w:lineRule="auto" w:before="0" w:after="0"/>
               <w:jc w:val="left"/>
             </w:pPr>
-            <w:r/>
             <w:r>
               <w:rPr>
                 <w:rFonts w:ascii="Times New Roman" w:hAnsi="Times New Roman" w:eastAsia="宋体" w:cs="Times New Roman"/>
                 <w:b w:val="0"/>
                 <w:sz w:val="17"/>
               </w:rPr>
-              <w:t>在指导下完成</w:t>
+              <w:t>在指导下达到最低记录要求</w:t>
             </w:r>
           </w:p>
         </w:tc>
@@ -6657,14 +6581,13 @@
               <w:spacing w:line="269" w:lineRule="auto" w:before="0" w:after="0"/>
               <w:jc w:val="left"/>
             </w:pPr>
-            <w:r/>
             <w:r>
               <w:rPr>
                 <w:rFonts w:ascii="Times New Roman" w:hAnsi="Times New Roman" w:eastAsia="宋体" w:cs="Times New Roman"/>
                 <w:b w:val="0"/>
                 <w:sz w:val="17"/>
               </w:rPr>
-              <w:t>无证据或结果无法解释</w:t>
+              <w:t>无有效证据、记录缺失、结果无法解释或存在不诚信行为</w:t>
             </w:r>
           </w:p>
         </w:tc>
@@ -6681,7 +6604,7 @@
           <w:b/>
           <w:sz w:val="21"/>
         </w:rPr>
-        <w:t>（2）课程案例与作业评分标准</w:t>
+        <w:t>（2）课程作业评分标准</w:t>
       </w:r>
     </w:p>
     <w:tbl>
@@ -6780,7 +6703,6 @@
               <w:spacing w:line="269" w:lineRule="auto" w:before="0" w:after="0"/>
               <w:jc w:val="center"/>
             </w:pPr>
-            <w:r/>
             <w:r>
               <w:rPr>
                 <w:rFonts w:ascii="Times New Roman" w:hAnsi="Times New Roman" w:eastAsia="宋体" w:cs="Times New Roman"/>
@@ -6836,7 +6758,6 @@
               <w:spacing w:line="269" w:lineRule="auto" w:before="0" w:after="0"/>
               <w:jc w:val="left"/>
             </w:pPr>
-            <w:r/>
             <w:r>
               <w:rPr>
                 <w:rFonts w:ascii="Times New Roman" w:hAnsi="Times New Roman" w:eastAsia="宋体" w:cs="Times New Roman"/>
@@ -6863,7 +6784,6 @@
               <w:spacing w:line="269" w:lineRule="auto" w:before="0" w:after="0"/>
               <w:jc w:val="center"/>
             </w:pPr>
-            <w:r/>
             <w:r>
               <w:rPr>
                 <w:rFonts w:ascii="Times New Roman" w:hAnsi="Times New Roman" w:eastAsia="宋体" w:cs="Times New Roman"/>
@@ -6890,7 +6810,6 @@
               <w:spacing w:line="269" w:lineRule="auto" w:before="0" w:after="0"/>
               <w:jc w:val="left"/>
             </w:pPr>
-            <w:r/>
             <w:r>
               <w:rPr>
                 <w:rFonts w:ascii="Times New Roman" w:hAnsi="Times New Roman" w:eastAsia="宋体" w:cs="Times New Roman"/>
@@ -6915,9 +6834,8 @@
           <w:p>
             <w:pPr>
               <w:spacing w:line="269" w:lineRule="auto" w:before="0" w:after="0"/>
-              <w:jc w:val="left"/>
+              <w:jc w:val="center"/>
             </w:pPr>
-            <w:r/>
             <w:r>
               <w:rPr>
                 <w:rFonts w:ascii="Times New Roman" w:hAnsi="Times New Roman" w:eastAsia="宋体" w:cs="Times New Roman"/>
@@ -6946,7 +6864,6 @@
               <w:spacing w:line="269" w:lineRule="auto" w:before="0" w:after="0"/>
               <w:jc w:val="left"/>
             </w:pPr>
-            <w:r/>
             <w:r>
               <w:rPr>
                 <w:rFonts w:ascii="Times New Roman" w:hAnsi="Times New Roman" w:eastAsia="宋体" w:cs="Times New Roman"/>
@@ -6973,7 +6890,6 @@
               <w:spacing w:line="269" w:lineRule="auto" w:before="0" w:after="0"/>
               <w:jc w:val="center"/>
             </w:pPr>
-            <w:r/>
             <w:r>
               <w:rPr>
                 <w:rFonts w:ascii="Times New Roman" w:hAnsi="Times New Roman" w:eastAsia="宋体" w:cs="Times New Roman"/>
@@ -7000,7 +6916,6 @@
               <w:spacing w:line="269" w:lineRule="auto" w:before="0" w:after="0"/>
               <w:jc w:val="left"/>
             </w:pPr>
-            <w:r/>
             <w:r>
               <w:rPr>
                 <w:rFonts w:ascii="Times New Roman" w:hAnsi="Times New Roman" w:eastAsia="宋体" w:cs="Times New Roman"/>
@@ -7025,9 +6940,8 @@
           <w:p>
             <w:pPr>
               <w:spacing w:line="269" w:lineRule="auto" w:before="0" w:after="0"/>
-              <w:jc w:val="left"/>
+              <w:jc w:val="center"/>
             </w:pPr>
-            <w:r/>
             <w:r>
               <w:rPr>
                 <w:rFonts w:ascii="Times New Roman" w:hAnsi="Times New Roman" w:eastAsia="宋体" w:cs="Times New Roman"/>
@@ -7056,7 +6970,6 @@
               <w:spacing w:line="269" w:lineRule="auto" w:before="0" w:after="0"/>
               <w:jc w:val="left"/>
             </w:pPr>
-            <w:r/>
             <w:r>
               <w:rPr>
                 <w:rFonts w:ascii="Times New Roman" w:hAnsi="Times New Roman" w:eastAsia="宋体" w:cs="Times New Roman"/>
@@ -7083,7 +6996,6 @@
               <w:spacing w:line="269" w:lineRule="auto" w:before="0" w:after="0"/>
               <w:jc w:val="center"/>
             </w:pPr>
-            <w:r/>
             <w:r>
               <w:rPr>
                 <w:rFonts w:ascii="Times New Roman" w:hAnsi="Times New Roman" w:eastAsia="宋体" w:cs="Times New Roman"/>
@@ -7110,7 +7022,6 @@
               <w:spacing w:line="269" w:lineRule="auto" w:before="0" w:after="0"/>
               <w:jc w:val="left"/>
             </w:pPr>
-            <w:r/>
             <w:r>
               <w:rPr>
                 <w:rFonts w:ascii="Times New Roman" w:hAnsi="Times New Roman" w:eastAsia="宋体" w:cs="Times New Roman"/>
@@ -7135,9 +7046,8 @@
           <w:p>
             <w:pPr>
               <w:spacing w:line="269" w:lineRule="auto" w:before="0" w:after="0"/>
-              <w:jc w:val="left"/>
+              <w:jc w:val="center"/>
             </w:pPr>
-            <w:r/>
             <w:r>
               <w:rPr>
                 <w:rFonts w:ascii="Times New Roman" w:hAnsi="Times New Roman" w:eastAsia="宋体" w:cs="Times New Roman"/>
@@ -7166,7 +7076,6 @@
               <w:spacing w:line="269" w:lineRule="auto" w:before="0" w:after="0"/>
               <w:jc w:val="left"/>
             </w:pPr>
-            <w:r/>
             <w:r>
               <w:rPr>
                 <w:rFonts w:ascii="Times New Roman" w:hAnsi="Times New Roman" w:eastAsia="宋体" w:cs="Times New Roman"/>
@@ -7193,7 +7102,6 @@
               <w:spacing w:line="269" w:lineRule="auto" w:before="0" w:after="0"/>
               <w:jc w:val="center"/>
             </w:pPr>
-            <w:r/>
             <w:r>
               <w:rPr>
                 <w:rFonts w:ascii="Times New Roman" w:hAnsi="Times New Roman" w:eastAsia="宋体" w:cs="Times New Roman"/>
@@ -7220,7 +7128,6 @@
               <w:spacing w:line="269" w:lineRule="auto" w:before="0" w:after="0"/>
               <w:jc w:val="left"/>
             </w:pPr>
-            <w:r/>
             <w:r>
               <w:rPr>
                 <w:rFonts w:ascii="Times New Roman" w:hAnsi="Times New Roman" w:eastAsia="宋体" w:cs="Times New Roman"/>
@@ -7245,9 +7152,8 @@
           <w:p>
             <w:pPr>
               <w:spacing w:line="269" w:lineRule="auto" w:before="0" w:after="0"/>
-              <w:jc w:val="left"/>
+              <w:jc w:val="center"/>
             </w:pPr>
-            <w:r/>
             <w:r>
               <w:rPr>
                 <w:rFonts w:ascii="Times New Roman" w:hAnsi="Times New Roman" w:eastAsia="宋体" w:cs="Times New Roman"/>
@@ -7276,7 +7182,6 @@
               <w:spacing w:line="269" w:lineRule="auto" w:before="0" w:after="0"/>
               <w:jc w:val="left"/>
             </w:pPr>
-            <w:r/>
             <w:r>
               <w:rPr>
                 <w:rFonts w:ascii="Times New Roman" w:hAnsi="Times New Roman" w:eastAsia="宋体" w:cs="Times New Roman"/>
@@ -7303,7 +7208,6 @@
               <w:spacing w:line="269" w:lineRule="auto" w:before="0" w:after="0"/>
               <w:jc w:val="center"/>
             </w:pPr>
-            <w:r/>
             <w:r>
               <w:rPr>
                 <w:rFonts w:ascii="Times New Roman" w:hAnsi="Times New Roman" w:eastAsia="宋体" w:cs="Times New Roman"/>
@@ -7330,14 +7234,13 @@
               <w:spacing w:line="269" w:lineRule="auto" w:before="0" w:after="0"/>
               <w:jc w:val="left"/>
             </w:pPr>
-            <w:r/>
             <w:r>
               <w:rPr>
                 <w:rFonts w:ascii="Times New Roman" w:hAnsi="Times New Roman" w:eastAsia="宋体" w:cs="Times New Roman"/>
                 <w:b w:val="0"/>
                 <w:sz w:val="17"/>
               </w:rPr>
-              <w:t>能完成预训练模型推理/评价，计算指标并与传统视觉比较适用边界。</w:t>
+              <w:t>能完成预训练模型推理/评价，计算指标并与传统视觉比较适用边界；原有综合性学习证据并入本项作业成果。</w:t>
             </w:r>
           </w:p>
         </w:tc>
@@ -7355,9 +7258,8 @@
           <w:p>
             <w:pPr>
               <w:spacing w:line="269" w:lineRule="auto" w:before="0" w:after="0"/>
-              <w:jc w:val="left"/>
+              <w:jc w:val="center"/>
             </w:pPr>
-            <w:r/>
             <w:r>
               <w:rPr>
                 <w:rFonts w:ascii="Times New Roman" w:hAnsi="Times New Roman" w:eastAsia="宋体" w:cs="Times New Roman"/>
@@ -7386,11 +7288,10 @@
               <w:spacing w:line="269" w:lineRule="auto" w:before="0" w:after="0"/>
               <w:jc w:val="left"/>
             </w:pPr>
-            <w:r/>
             <w:r>
               <w:rPr>
                 <w:rFonts w:ascii="Times New Roman" w:hAnsi="Times New Roman" w:eastAsia="宋体" w:cs="Times New Roman"/>
-                <w:b w:val="0"/>
+                <w:b/>
                 <w:sz w:val="17"/>
               </w:rPr>
               <w:t>合计</w:t>
@@ -7413,11 +7314,10 @@
               <w:spacing w:line="269" w:lineRule="auto" w:before="0" w:after="0"/>
               <w:jc w:val="center"/>
             </w:pPr>
-            <w:r/>
             <w:r>
               <w:rPr>
                 <w:rFonts w:ascii="Times New Roman" w:hAnsi="Times New Roman" w:eastAsia="宋体" w:cs="Times New Roman"/>
-                <w:b w:val="0"/>
+                <w:b/>
                 <w:sz w:val="17"/>
               </w:rPr>
               <w:t>100%</w:t>
@@ -7440,7 +7340,11 @@
               <w:spacing w:line="269" w:lineRule="auto" w:before="0" w:after="0"/>
               <w:jc w:val="left"/>
             </w:pPr>
-            <w:r/>
+            <w:r>
+              <w:rPr>
+                <w:b/>
+              </w:rPr>
+            </w:r>
           </w:p>
         </w:tc>
         <w:tc>
@@ -7457,9 +7361,13 @@
           <w:p>
             <w:pPr>
               <w:spacing w:line="269" w:lineRule="auto" w:before="0" w:after="0"/>
-              <w:jc w:val="left"/>
+              <w:jc w:val="center"/>
             </w:pPr>
-            <w:r/>
+            <w:r>
+              <w:rPr>
+                <w:b/>
+              </w:rPr>
+            </w:r>
           </w:p>
         </w:tc>
       </w:tr>
@@ -7475,7 +7383,7 @@
           <w:b/>
           <w:sz w:val="21"/>
         </w:rPr>
-        <w:t>（3）期末综合考查评分标准</w:t>
+        <w:t>（3）期末考核评分标准</w:t>
       </w:r>
     </w:p>
     <w:tbl>
@@ -7574,14 +7482,13 @@
               <w:spacing w:line="269" w:lineRule="auto" w:before="0" w:after="0"/>
               <w:jc w:val="center"/>
             </w:pPr>
-            <w:r/>
             <w:r>
               <w:rPr>
                 <w:rFonts w:ascii="Times New Roman" w:hAnsi="Times New Roman" w:eastAsia="宋体" w:cs="Times New Roman"/>
                 <w:b/>
                 <w:sz w:val="17"/>
               </w:rPr>
-              <w:t>考点与要求</w:t>
+              <w:t>考核目标与评分要求</w:t>
             </w:r>
           </w:p>
         </w:tc>
@@ -7630,7 +7537,6 @@
               <w:spacing w:line="269" w:lineRule="auto" w:before="0" w:after="0"/>
               <w:jc w:val="left"/>
             </w:pPr>
-            <w:r/>
             <w:r>
               <w:rPr>
                 <w:rFonts w:ascii="Times New Roman" w:hAnsi="Times New Roman" w:eastAsia="宋体" w:cs="Times New Roman"/>
@@ -7657,7 +7563,6 @@
               <w:spacing w:line="269" w:lineRule="auto" w:before="0" w:after="0"/>
               <w:jc w:val="center"/>
             </w:pPr>
-            <w:r/>
             <w:r>
               <w:rPr>
                 <w:rFonts w:ascii="Times New Roman" w:hAnsi="Times New Roman" w:eastAsia="宋体" w:cs="Times New Roman"/>
@@ -7684,7 +7589,6 @@
               <w:spacing w:line="269" w:lineRule="auto" w:before="0" w:after="0"/>
               <w:jc w:val="left"/>
             </w:pPr>
-            <w:r/>
             <w:r>
               <w:rPr>
                 <w:rFonts w:ascii="Times New Roman" w:hAnsi="Times New Roman" w:eastAsia="宋体" w:cs="Times New Roman"/>
@@ -7709,9 +7613,8 @@
           <w:p>
             <w:pPr>
               <w:spacing w:line="269" w:lineRule="auto" w:before="0" w:after="0"/>
-              <w:jc w:val="left"/>
+              <w:jc w:val="center"/>
             </w:pPr>
-            <w:r/>
             <w:r>
               <w:rPr>
                 <w:rFonts w:ascii="Times New Roman" w:hAnsi="Times New Roman" w:eastAsia="宋体" w:cs="Times New Roman"/>
@@ -7740,7 +7643,6 @@
               <w:spacing w:line="269" w:lineRule="auto" w:before="0" w:after="0"/>
               <w:jc w:val="left"/>
             </w:pPr>
-            <w:r/>
             <w:r>
               <w:rPr>
                 <w:rFonts w:ascii="Times New Roman" w:hAnsi="Times New Roman" w:eastAsia="宋体" w:cs="Times New Roman"/>
@@ -7767,7 +7669,6 @@
               <w:spacing w:line="269" w:lineRule="auto" w:before="0" w:after="0"/>
               <w:jc w:val="center"/>
             </w:pPr>
-            <w:r/>
             <w:r>
               <w:rPr>
                 <w:rFonts w:ascii="Times New Roman" w:hAnsi="Times New Roman" w:eastAsia="宋体" w:cs="Times New Roman"/>
@@ -7794,7 +7695,6 @@
               <w:spacing w:line="269" w:lineRule="auto" w:before="0" w:after="0"/>
               <w:jc w:val="left"/>
             </w:pPr>
-            <w:r/>
             <w:r>
               <w:rPr>
                 <w:rFonts w:ascii="Times New Roman" w:hAnsi="Times New Roman" w:eastAsia="宋体" w:cs="Times New Roman"/>
@@ -7819,9 +7719,8 @@
           <w:p>
             <w:pPr>
               <w:spacing w:line="269" w:lineRule="auto" w:before="0" w:after="0"/>
-              <w:jc w:val="left"/>
+              <w:jc w:val="center"/>
             </w:pPr>
-            <w:r/>
             <w:r>
               <w:rPr>
                 <w:rFonts w:ascii="Times New Roman" w:hAnsi="Times New Roman" w:eastAsia="宋体" w:cs="Times New Roman"/>
@@ -7850,7 +7749,6 @@
               <w:spacing w:line="269" w:lineRule="auto" w:before="0" w:after="0"/>
               <w:jc w:val="left"/>
             </w:pPr>
-            <w:r/>
             <w:r>
               <w:rPr>
                 <w:rFonts w:ascii="Times New Roman" w:hAnsi="Times New Roman" w:eastAsia="宋体" w:cs="Times New Roman"/>
@@ -7877,7 +7775,6 @@
               <w:spacing w:line="269" w:lineRule="auto" w:before="0" w:after="0"/>
               <w:jc w:val="center"/>
             </w:pPr>
-            <w:r/>
             <w:r>
               <w:rPr>
                 <w:rFonts w:ascii="Times New Roman" w:hAnsi="Times New Roman" w:eastAsia="宋体" w:cs="Times New Roman"/>
@@ -7904,14 +7801,13 @@
               <w:spacing w:line="269" w:lineRule="auto" w:before="0" w:after="0"/>
               <w:jc w:val="left"/>
             </w:pPr>
-            <w:r/>
             <w:r>
               <w:rPr>
                 <w:rFonts w:ascii="Times New Roman" w:hAnsi="Times New Roman" w:eastAsia="宋体" w:cs="Times New Roman"/>
                 <w:b w:val="0"/>
                 <w:sz w:val="17"/>
               </w:rPr>
-              <w:t>报告误检/漏检、精确率/召回率或测量误差、速度及多工况失败分析。</w:t>
+              <w:t>报告误检/漏检、精确率/召回率或测量误差、速度及多工况失败分析，并给出改进或复核方案。</w:t>
             </w:r>
           </w:p>
         </w:tc>
@@ -7929,9 +7825,8 @@
           <w:p>
             <w:pPr>
               <w:spacing w:line="269" w:lineRule="auto" w:before="0" w:after="0"/>
-              <w:jc w:val="left"/>
+              <w:jc w:val="center"/>
             </w:pPr>
-            <w:r/>
             <w:r>
               <w:rPr>
                 <w:rFonts w:ascii="Times New Roman" w:hAnsi="Times New Roman" w:eastAsia="宋体" w:cs="Times New Roman"/>
@@ -7960,7 +7855,6 @@
               <w:spacing w:line="269" w:lineRule="auto" w:before="0" w:after="0"/>
               <w:jc w:val="left"/>
             </w:pPr>
-            <w:r/>
             <w:r>
               <w:rPr>
                 <w:rFonts w:ascii="Times New Roman" w:hAnsi="Times New Roman" w:eastAsia="宋体" w:cs="Times New Roman"/>
@@ -7987,7 +7881,6 @@
               <w:spacing w:line="269" w:lineRule="auto" w:before="0" w:after="0"/>
               <w:jc w:val="center"/>
             </w:pPr>
-            <w:r/>
             <w:r>
               <w:rPr>
                 <w:rFonts w:ascii="Times New Roman" w:hAnsi="Times New Roman" w:eastAsia="宋体" w:cs="Times New Roman"/>
@@ -8014,7 +7907,6 @@
               <w:spacing w:line="269" w:lineRule="auto" w:before="0" w:after="0"/>
               <w:jc w:val="left"/>
             </w:pPr>
-            <w:r/>
             <w:r>
               <w:rPr>
                 <w:rFonts w:ascii="Times New Roman" w:hAnsi="Times New Roman" w:eastAsia="宋体" w:cs="Times New Roman"/>
@@ -8039,9 +7931,8 @@
           <w:p>
             <w:pPr>
               <w:spacing w:line="269" w:lineRule="auto" w:before="0" w:after="0"/>
-              <w:jc w:val="left"/>
+              <w:jc w:val="center"/>
             </w:pPr>
-            <w:r/>
             <w:r>
               <w:rPr>
                 <w:rFonts w:ascii="Times New Roman" w:hAnsi="Times New Roman" w:eastAsia="宋体" w:cs="Times New Roman"/>
@@ -8070,14 +7961,13 @@
               <w:spacing w:line="269" w:lineRule="auto" w:before="0" w:after="0"/>
               <w:jc w:val="left"/>
             </w:pPr>
-            <w:r/>
             <w:r>
               <w:rPr>
                 <w:rFonts w:ascii="Times New Roman" w:hAnsi="Times New Roman" w:eastAsia="宋体" w:cs="Times New Roman"/>
                 <w:b w:val="0"/>
                 <w:sz w:val="17"/>
               </w:rPr>
-              <w:t>技术表达与可追溯性</w:t>
+              <w:t>综合报告/作品、答辩与可追溯性</w:t>
             </w:r>
           </w:p>
         </w:tc>
@@ -8097,7 +7987,6 @@
               <w:spacing w:line="269" w:lineRule="auto" w:before="0" w:after="0"/>
               <w:jc w:val="center"/>
             </w:pPr>
-            <w:r/>
             <w:r>
               <w:rPr>
                 <w:rFonts w:ascii="Times New Roman" w:hAnsi="Times New Roman" w:eastAsia="宋体" w:cs="Times New Roman"/>
@@ -8124,14 +8013,13 @@
               <w:spacing w:line="269" w:lineRule="auto" w:before="0" w:after="0"/>
               <w:jc w:val="left"/>
             </w:pPr>
-            <w:r/>
             <w:r>
               <w:rPr>
                 <w:rFonts w:ascii="Times New Roman" w:hAnsi="Times New Roman" w:eastAsia="宋体" w:cs="Times New Roman"/>
                 <w:b w:val="0"/>
                 <w:sz w:val="17"/>
               </w:rPr>
-              <w:t>原图、参数、代码、图表和结论完整，现场能解释关键处理步骤；外部代码/AI使用有核验说明。</w:t>
+              <w:t>综合报告或等效作品中的原图、参数、代码、图表和结论完整；现场答辩/个人核验能够解释关键处理步骤、测试验证和失败分析；外部代码/AI使用有核验说明。</w:t>
             </w:r>
           </w:p>
         </w:tc>
@@ -8149,9 +8037,8 @@
           <w:p>
             <w:pPr>
               <w:spacing w:line="269" w:lineRule="auto" w:before="0" w:after="0"/>
-              <w:jc w:val="left"/>
+              <w:jc w:val="center"/>
             </w:pPr>
-            <w:r/>
             <w:r>
               <w:rPr>
                 <w:rFonts w:ascii="Times New Roman" w:hAnsi="Times New Roman" w:eastAsia="宋体" w:cs="Times New Roman"/>
@@ -8180,11 +8067,10 @@
               <w:spacing w:line="269" w:lineRule="auto" w:before="0" w:after="0"/>
               <w:jc w:val="left"/>
             </w:pPr>
-            <w:r/>
             <w:r>
               <w:rPr>
                 <w:rFonts w:ascii="Times New Roman" w:hAnsi="Times New Roman" w:eastAsia="宋体" w:cs="Times New Roman"/>
-                <w:b w:val="0"/>
+                <w:b/>
                 <w:sz w:val="17"/>
               </w:rPr>
               <w:t>合计</w:t>
@@ -8207,11 +8093,10 @@
               <w:spacing w:line="269" w:lineRule="auto" w:before="0" w:after="0"/>
               <w:jc w:val="center"/>
             </w:pPr>
-            <w:r/>
             <w:r>
               <w:rPr>
                 <w:rFonts w:ascii="Times New Roman" w:hAnsi="Times New Roman" w:eastAsia="宋体" w:cs="Times New Roman"/>
-                <w:b w:val="0"/>
+                <w:b/>
                 <w:sz w:val="17"/>
               </w:rPr>
               <w:t>100%</w:t>
@@ -8234,7 +8119,11 @@
               <w:spacing w:line="269" w:lineRule="auto" w:before="0" w:after="0"/>
               <w:jc w:val="left"/>
             </w:pPr>
-            <w:r/>
+            <w:r>
+              <w:rPr>
+                <w:b/>
+              </w:rPr>
+            </w:r>
           </w:p>
         </w:tc>
         <w:tc>
@@ -8251,9 +8140,13 @@
           <w:p>
             <w:pPr>
               <w:spacing w:line="269" w:lineRule="auto" w:before="0" w:after="0"/>
-              <w:jc w:val="left"/>
+              <w:jc w:val="center"/>
             </w:pPr>
-            <w:r/>
+            <w:r>
+              <w:rPr>
+                <w:b/>
+              </w:rPr>
+            </w:r>
           </w:p>
         </w:tc>
       </w:tr>
